--- a/src/content/bios-processed/Saouma-E 2013.docx
+++ b/src/content/bios-processed/Saouma-E 2013.docx
@@ -13,12 +13,7 @@
         </w:rPr>
       </w:pPr>
       <w:r>
-        <w:rPr>
-          <w:b/>
-          <w:sz w:val="24"/>
-          <w:szCs w:val="24"/>
-        </w:rPr>
-        <w:t>SAOUMA, Edouard Victor, agronomist and sixth Director-General of the Food and Agriculture Organization of the United Nations (FAO) 1976-1993. He was born 6 November 1926 in Beirut, Lebanon, and died there on 1 December 2012. He was the son of Victor Youssef Saouma, trader in nutritive products, and Evelyne Tyan. In 1951 he married Ines Forero-Ramos. They had two daughters and one son.</w:t>
+        <w:t xml:space="preserve">SAOUMA, Edouard Victor, agronomist and sixth Director-General of the Food and Agriculture Organization of the United Nations (FAO) 1976-1993, was born 6 November 1926 in Beirut, Lebanon, and died there on 1 December 2012. He was the son of Victor Youssef Saouma, trader in nutritive products, and Evelyne Tyan. In 1951 he married Ines Forero-Ramos. They had two daughters and one son.</w:t>
       </w:r>
     </w:p>
     <w:p>

--- a/src/content/bios-processed/Saouma-E 2013.docx
+++ b/src/content/bios-processed/Saouma-E 2013.docx
@@ -13,7 +13,7 @@
         </w:rPr>
       </w:pPr>
       <w:r>
-        <w:t xml:space="preserve">SAOUMA, Edouard Victor, agronomist and sixth Director-General of the Food and Agriculture Organization of the United Nations (FAO) 1976-1993, was born 6 November 1926 in Beirut, Lebanon, and died there on 1 December 2012. He was the son of Victor Youssef Saouma, trader in nutritive products, and Evelyne Tyan. In 1951 he married Ines Forero-Ramos. They had two daughters and one son.</w:t>
+        <w:t xml:space="preserve">SAOUMA, Edouard Victor, Lebanese agronomist and sixth Director-General of the Food and Agriculture Organization of the United Nations (FAO) 1976-1993, was born 6 November 1926 in Beirut, Lebanon, and died there on 1 December 2012. He was the son of Victor Youssef Saouma, trader in nutritive products, and Evelyne Tyan. In 1951 he married Ines Forero-Ramos. They had two daughters and one son.</w:t>
       </w:r>
     </w:p>
     <w:p>
